--- a/05_Documentacion/MANUAL-Usuario-App-Cliente-V3.6.docx
+++ b/05_Documentacion/MANUAL-Usuario-App-Cliente-V3.6.docx
@@ -143,6 +143,28 @@
           <w:sz w:val="18"/>
         </w:rPr>
         <w:t>RETRO-COVIANDINA-usuario-0.3.7-10.apk</w:t>
+      </w:r>
+    </w:p>
+    <w:p>
+      <w:pPr>
+        <w:pStyle w:val="ListBullet"/>
+      </w:pPr>
+      <w:r>
+        <w:rPr>
+          <w:b/>
+        </w:rPr>
+        <w:t>Huella MD5 del instalador:</w:t>
+      </w:r>
+      <w:r>
+        <w:t xml:space="preserve"> </w:t>
+      </w:r>
+      <w:r>
+        <w:rPr>
+          <w:rFonts w:ascii="Consolas" w:hAnsi="Consolas"/>
+          <w:color w:val="8B0000"/>
+          <w:sz w:val="18"/>
+        </w:rPr>
+        <w:t>6aecf3ac2251db29f78b74d324b920cc</w:t>
       </w:r>
     </w:p>
     <w:p>
